--- a/recording/5_05第十一次会议/第十一次会议纪要.docx
+++ b/recording/5_05第十一次会议/第十一次会议纪要.docx
@@ -877,6 +877,67 @@
                 <w:szCs w:val="21"/>
               </w:rPr>
               <w:t>《项目视图与范围》文档详细修订、与项目发起人访谈安排</w:t>
+            </w:r>
+          </w:p>
+        </w:tc>
+      </w:tr>
+      <w:tr>
+        <w:tc>
+          <w:tcPr>
+            <w:tcW w:w="1069" w:type="dxa"/>
+          </w:tcPr>
+          <w:p>
+            <w:pPr>
+              <w:jc w:val="center"/>
+              <w:rPr>
+                <w:rFonts w:asciiTheme="minorEastAsia" w:hAnsiTheme="minorEastAsia" w:cstheme="minorEastAsia" w:hint="eastAsia"/>
+                <w:b/>
+                <w:bCs/>
+                <w:szCs w:val="21"/>
+              </w:rPr>
+            </w:pPr>
+            <w:r>
+              <w:rPr>
+                <w:rFonts w:asciiTheme="minorEastAsia" w:hAnsiTheme="minorEastAsia" w:cstheme="minorEastAsia" w:hint="eastAsia"/>
+                <w:b/>
+                <w:bCs/>
+                <w:szCs w:val="21"/>
+              </w:rPr>
+              <w:t>上周总结</w:t>
+            </w:r>
+          </w:p>
+        </w:tc>
+        <w:tc>
+          <w:tcPr>
+            <w:tcW w:w="7227" w:type="dxa"/>
+            <w:gridSpan w:val="5"/>
+          </w:tcPr>
+          <w:p>
+            <w:pPr>
+              <w:jc w:val="center"/>
+              <w:rPr>
+                <w:rFonts w:asciiTheme="minorEastAsia" w:hAnsiTheme="minorEastAsia" w:cstheme="minorEastAsia" w:hint="eastAsia"/>
+                <w:b/>
+                <w:bCs/>
+                <w:szCs w:val="21"/>
+              </w:rPr>
+            </w:pPr>
+            <w:r>
+              <w:rPr>
+                <w:rFonts w:asciiTheme="minorEastAsia" w:hAnsiTheme="minorEastAsia" w:cstheme="minorEastAsia" w:hint="eastAsia"/>
+                <w:b/>
+                <w:bCs/>
+                <w:szCs w:val="21"/>
+              </w:rPr>
+              <w:t>上次任务进展如下：问卷已发给其他小组但填写人数不足（仅约 3 人），需加强督促；向第二组、第十组发送的用户邀请函草稿仍需调整，尚未正式发出；项目发起人邀请函（发给老师）与用户邀请函（发给用户代表）的区别已澄清。RUP 方法学习与会议记录整理（李俊翰）、按新用户分类修改愿景文档（李俊翰/陈鹏宇）仍在进行中。</w:t>
+            </w:r>
+            <w:r>
+              <w:rPr>
+                <w:rFonts w:asciiTheme="minorEastAsia" w:hAnsiTheme="minorEastAsia" w:cstheme="minorEastAsia" w:hint="eastAsia"/>
+                <w:b/>
+                <w:bCs/>
+                <w:szCs w:val="21"/>
+              </w:rPr>
             </w:r>
           </w:p>
         </w:tc>
